--- a/LLDD/word/FE/LLDD-FE-Create-Document.docx
+++ b/LLDD/word/FE/LLDD-FE-Create-Document.docx
@@ -7706,7 +7706,22 @@
                 <w:rFonts w:ascii="Arial" w:hAnsi="Arial" w:eastAsia="Arial" w:cs="Tahoma"/>
                 <w:sz w:val="18"/>
               </w:rPr>
-              <w:t>origin ไม่ตรงให้ ignore และ security log โดยไม่ log payload</w:t>
+              <w:t xml:space="preserve">origin ไม่ตรง → </w:t>
+            </w:r>
+            <w:r>
+              <w:rPr>
+                <w:rFonts w:ascii="Arial" w:hAnsi="Arial" w:eastAsia="Arial" w:cs="Tahoma"/>
+                <w:b/>
+                <w:sz w:val="18"/>
+              </w:rPr>
+              <w:t>`FS_BRIDGE_ORIGIN_INVALID`</w:t>
+            </w:r>
+            <w:r>
+              <w:rPr>
+                <w:rFonts w:ascii="Arial" w:hAnsi="Arial" w:eastAsia="Arial" w:cs="Tahoma"/>
+                <w:sz w:val="18"/>
+              </w:rPr>
+              <w:t xml:space="preserve"> (catalog กลาง) · ignore ข้อความนั้นและ security log โดยไม่ log payload</w:t>
             </w:r>
           </w:p>
         </w:tc>
@@ -7866,7 +7881,22 @@
                 <w:rFonts w:ascii="Arial" w:hAnsi="Arial" w:eastAsia="Arial" w:cs="Tahoma"/>
                 <w:sz w:val="18"/>
               </w:rPr>
-              <w:t>5s หรือ schema invalid -&gt; FS_FIELD_SCHEMA_INVALID</w:t>
+              <w:t xml:space="preserve">5s หรือ schema invalid -&gt; </w:t>
+            </w:r>
+            <w:r>
+              <w:rPr>
+                <w:rFonts w:ascii="Arial" w:hAnsi="Arial" w:eastAsia="Arial" w:cs="Tahoma"/>
+                <w:b/>
+                <w:sz w:val="18"/>
+              </w:rPr>
+              <w:t>FS_BRIDGE_SCHEMA_INVALID</w:t>
+            </w:r>
+            <w:r>
+              <w:rPr>
+                <w:rFonts w:ascii="Arial" w:hAnsi="Arial" w:eastAsia="Arial" w:cs="Tahoma"/>
+                <w:sz w:val="18"/>
+              </w:rPr>
+              <w:t xml:space="preserve"> (ต้องใช้ชื่อ code จาก catalog กลางเท่านั้น — เอกสารรุ่นก่อนตั้งชื่อเองซึ่งไม่มีใน catalog)</w:t>
             </w:r>
           </w:p>
         </w:tc>
@@ -8103,10 +8133,46 @@
             </w:r>
             <w:r>
               <w:rPr>
-                <w:rFonts w:ascii="Arial" w:hAnsi="Arial" w:eastAsia="Arial" w:cs="Tahoma"/>
-                <w:sz w:val="18"/>
-              </w:rPr>
-              <w:t>late/duplicate result ถูก ignore แบบ idempotent</w:t>
+                <w:rFonts w:ascii="Courier New" w:hAnsi="Courier New" w:eastAsia="Courier New" w:cs="Tahoma"/>
+                <w:sz w:val="18"/>
+              </w:rPr>
+              <w:t>FS_SUBMIT_RESULT</w:t>
+            </w:r>
+            <w:r>
+              <w:rPr>
+                <w:rFonts w:ascii="Arial" w:hAnsi="Arial" w:eastAsia="Arial" w:cs="Tahoma"/>
+                <w:sz w:val="18"/>
+              </w:rPr>
+              <w:t xml:space="preserve"> ไม่สำเร็จ หรือได้ </w:t>
+            </w:r>
+            <w:r>
+              <w:rPr>
+                <w:rFonts w:ascii="Courier New" w:hAnsi="Courier New" w:eastAsia="Courier New" w:cs="Tahoma"/>
+                <w:sz w:val="18"/>
+              </w:rPr>
+              <w:t>FS_ERROR</w:t>
+            </w:r>
+            <w:r>
+              <w:rPr>
+                <w:rFonts w:ascii="Arial" w:hAnsi="Arial" w:eastAsia="Arial" w:cs="Tahoma"/>
+                <w:sz w:val="18"/>
+              </w:rPr>
+              <w:t xml:space="preserve"> → </w:t>
+            </w:r>
+            <w:r>
+              <w:rPr>
+                <w:rFonts w:ascii="Arial" w:hAnsi="Arial" w:eastAsia="Arial" w:cs="Tahoma"/>
+                <w:b/>
+                <w:sz w:val="18"/>
+              </w:rPr>
+              <w:t>`FS_BRIDGE_SUBMIT_FAILED`</w:t>
+            </w:r>
+            <w:r>
+              <w:rPr>
+                <w:rFonts w:ascii="Arial" w:hAnsi="Arial" w:eastAsia="Arial" w:cs="Tahoma"/>
+                <w:sz w:val="18"/>
+              </w:rPr>
+              <w:t xml:space="preserve"> (catalog กลาง) · late/duplicate result ถูก ignore แบบ idempotent</w:t>
             </w:r>
           </w:p>
         </w:tc>
@@ -12882,7 +12948,9 @@
               <w:br/>
               <w:t xml:space="preserve">  "roundNo": 1,</w:t>
               <w:br/>
-              <w:t xml:space="preserve">  "reason": "สร้างเอกสารนอกเงื่อนไข"</w:t>
+              <w:t xml:space="preserve">  "reason": "สร้างเอกสารนอกเงื่อนไข",</w:t>
+              <w:br/>
+              <w:t xml:space="preserve">  "requestId": "uuid"</w:t>
               <w:br/>
               <w:t>}</w:t>
             </w:r>
@@ -13739,6 +13807,111 @@
                 <w:sz w:val="18"/>
               </w:rPr>
               <w:t>trimmed UTF-8 Thai text; required by operation/business rule</w:t>
+            </w:r>
+          </w:p>
+        </w:tc>
+      </w:tr>
+      <w:tr>
+        <w:trPr>
+          <w:cantSplit/>
+        </w:trPr>
+        <w:tc>
+          <w:tcPr>
+            <w:tcW w:type="dxa" w:w="2520"/>
+            <w:vAlign w:val="center"/>
+          </w:tcPr>
+          <w:p>
+            <w:pPr>
+              <w:keepLines/>
+              <w:spacing w:after="0"/>
+            </w:pPr>
+            <w:r>
+              <w:rPr>
+                <w:rFonts w:ascii="Arial" w:hAnsi="Arial" w:eastAsia="Arial" w:cs="Tahoma"/>
+                <w:sz w:val="18"/>
+              </w:rPr>
+            </w:r>
+            <w:r>
+              <w:rPr>
+                <w:rFonts w:ascii="Arial" w:hAnsi="Arial" w:eastAsia="Arial" w:cs="Tahoma"/>
+                <w:sz w:val="18"/>
+              </w:rPr>
+              <w:t>requestId</w:t>
+            </w:r>
+          </w:p>
+        </w:tc>
+        <w:tc>
+          <w:tcPr>
+            <w:tcW w:type="dxa" w:w="2520"/>
+            <w:vAlign w:val="center"/>
+          </w:tcPr>
+          <w:p>
+            <w:pPr>
+              <w:keepLines/>
+              <w:spacing w:after="0"/>
+            </w:pPr>
+            <w:r>
+              <w:rPr>
+                <w:rFonts w:ascii="Arial" w:hAnsi="Arial" w:eastAsia="Arial" w:cs="Tahoma"/>
+                <w:sz w:val="18"/>
+              </w:rPr>
+            </w:r>
+            <w:r>
+              <w:rPr>
+                <w:rFonts w:ascii="Arial" w:hAnsi="Arial" w:eastAsia="Arial" w:cs="Tahoma"/>
+                <w:sz w:val="18"/>
+              </w:rPr>
+              <w:t>string</w:t>
+            </w:r>
+          </w:p>
+        </w:tc>
+        <w:tc>
+          <w:tcPr>
+            <w:tcW w:type="dxa" w:w="2520"/>
+            <w:vAlign w:val="center"/>
+          </w:tcPr>
+          <w:p>
+            <w:pPr>
+              <w:keepLines/>
+              <w:spacing w:after="0"/>
+            </w:pPr>
+            <w:r>
+              <w:rPr>
+                <w:rFonts w:ascii="Arial" w:hAnsi="Arial" w:eastAsia="Arial" w:cs="Tahoma"/>
+                <w:sz w:val="18"/>
+              </w:rPr>
+            </w:r>
+            <w:r>
+              <w:rPr>
+                <w:rFonts w:ascii="Arial" w:hAnsi="Arial" w:eastAsia="Arial" w:cs="Tahoma"/>
+                <w:sz w:val="18"/>
+              </w:rPr>
+              <w:t>Yes</w:t>
+            </w:r>
+          </w:p>
+        </w:tc>
+        <w:tc>
+          <w:tcPr>
+            <w:tcW w:type="dxa" w:w="2520"/>
+            <w:vAlign w:val="center"/>
+          </w:tcPr>
+          <w:p>
+            <w:pPr>
+              <w:keepLines/>
+              <w:spacing w:after="0"/>
+            </w:pPr>
+            <w:r>
+              <w:rPr>
+                <w:rFonts w:ascii="Arial" w:hAnsi="Arial" w:eastAsia="Arial" w:cs="Tahoma"/>
+                <w:sz w:val="18"/>
+              </w:rPr>
+            </w:r>
+            <w:r>
+              <w:rPr>
+                <w:rFonts w:ascii="Arial" w:hAnsi="Arial" w:eastAsia="Arial" w:cs="Tahoma"/>
+                <w:sz w:val="18"/>
+              </w:rPr>
+              <w:t>UTF-8; use value domain described by endpoint purpose</w:t>
             </w:r>
           </w:p>
         </w:tc>
@@ -14350,7 +14523,7 @@
     </w:p>
     <w:p>
       <w:pPr>
-        <w:pStyle w:val="Heading3"/>
+        <w:pStyle w:val="Heading2"/>
         <w:keepNext/>
         <w:keepLines/>
         <w:pageBreakBefore w:val="0"/>
@@ -14742,7 +14915,7 @@
     <w:p/>
     <w:p>
       <w:pPr>
-        <w:pStyle w:val="Heading3"/>
+        <w:pStyle w:val="Heading2"/>
         <w:keepNext/>
         <w:keepLines/>
         <w:pageBreakBefore w:val="0"/>
@@ -14865,7 +15038,7 @@
     </w:p>
     <w:p>
       <w:pPr>
-        <w:pStyle w:val="Heading3"/>
+        <w:pStyle w:val="Heading2"/>
         <w:keepNext/>
         <w:keepLines/>
         <w:pageBreakBefore w:val="0"/>
@@ -14964,12 +15137,24 @@
         <w:t>}</w:t>
         <w:br/>
         <w:br/>
-        <w:t>// TODO: ยืนยันกับทีม BFF ว่า unwrap envelope { success, data } ที่ชั้นไหน (BFF หรือ FE)</w:t>
+        <w:t>// ── envelope: อ่าน `data.data` ชั้นเดียว (ยืนยันจากโค้ดจริงของ BFF 2026-09-04) ──</w:t>
+        <w:br/>
+        <w:t>//   BFF มี ResponseInterceptor ระดับ global (src/common/interceptors/response.interceptor.ts)</w:t>
+        <w:br/>
+        <w:t>//   ที่ห่อผลลัพธ์ของ controller เป็น { success, data, requestId } ให้เสมอ</w:t>
+        <w:br/>
+        <w:t>//   ⚠️ ถ้า client service ของ BFF คืน `response.data` ดิบ (= envelope ของ store-backend)</w:t>
+        <w:br/>
+        <w:t>//      interceptor จะเห็นคีย์ success แล้วห่อซ้ำ → FE ได้ { success, data: { data: &lt;payload&gt; } }</w:t>
+        <w:br/>
+        <w:t>//      สัญญาที่ตกลง: **BFF ต้อง unwrap ของ store-backend ก่อน 1 ชั้น** (คืน response.data.data)</w:t>
+        <w:br/>
+        <w:t>//      FE จึงอ่าน data.data ชั้นเดียวตามโค้ดด้านบน · requestId ใช้อ้างอิงตอนแจ้งปัญหา</w:t>
       </w:r>
     </w:p>
     <w:p>
       <w:pPr>
-        <w:pStyle w:val="Heading3"/>
+        <w:pStyle w:val="Heading2"/>
         <w:keepNext/>
         <w:keepLines/>
         <w:pageBreakBefore w:val="0"/>
@@ -15081,6 +15266,8 @@
         <w:br/>
         <w:t xml:space="preserve">  reason: string;</w:t>
         <w:br/>
+        <w:t xml:space="preserve">  requestId: string;</w:t>
+        <w:br/>
         <w:t>}</w:t>
         <w:br/>
         <w:br/>
@@ -15102,7 +15289,7 @@
     </w:p>
     <w:p>
       <w:pPr>
-        <w:pStyle w:val="Heading3"/>
+        <w:pStyle w:val="Heading2"/>
         <w:keepNext/>
         <w:keepLines/>
         <w:pageBreakBefore w:val="0"/>
